--- a/docs/FOOD_JAPAN_NAKAMA_弁護士照会依頼書_20260817.docx
+++ b/docs/FOOD_JAPAN_NAKAMA_弁護士照会依頼書_20260817.docx
@@ -3320,7 +3320,21 @@
                 <w:sz w:val="20"/>
                 <w:szCs w:val="20"/>
               </w:rPr>
-              <w:t xml:space="preserve">1社は当社。他の1社は外部の会員（下記の注記をご参照ください）</w:t>
+              <w:t xml:space="preserve">1社は当社。他の1社は外部の会員。</w:t>
+            </w:r>
+          </w:p>
+          <w:p>
+            <w:pPr>
+              <w:spacing w:after="0" w:line="280"/>
+            </w:pPr>
+            <w:r>
+              <w:rPr>
+                <w:b w:val="false"/>
+                <w:bCs w:val="false"/>
+                <w:sz w:val="20"/>
+                <w:szCs w:val="20"/>
+              </w:rPr>
+              <w:t xml:space="preserve">いずれも100%割引クーポンの適用により、実際の請求額は0円</w:t>
             </w:r>
           </w:p>
         </w:tc>
@@ -3935,7 +3949,7 @@
                 <w:sz w:val="20"/>
                 <w:szCs w:val="20"/>
               </w:rPr>
-              <w:t xml:space="preserve">159</w:t>
+              <w:t xml:space="preserve">109</w:t>
             </w:r>
           </w:p>
         </w:tc>
@@ -3960,7 +3974,101 @@
                 <w:sz w:val="20"/>
                 <w:szCs w:val="20"/>
               </w:rPr>
-              <w:t xml:space="preserve">無償付与3クレジット×3社＝9、月次付与50クレジット×2社＝100（有効期限2026年9月16日）ほか</w:t>
+              <w:t xml:space="preserve">登録審査の承認に伴う無償付与3クレジット×3社＝9、</w:t>
+            </w:r>
+          </w:p>
+          <w:p>
+            <w:pPr>
+              <w:spacing w:after="0" w:line="280"/>
+            </w:pPr>
+            <w:r>
+              <w:rPr>
+                <w:b w:val="false"/>
+                <w:bCs w:val="false"/>
+                <w:sz w:val="20"/>
+                <w:szCs w:val="20"/>
+              </w:rPr>
+              <w:t xml:space="preserve">ビジネス会員への月次付与50クレジット×2社＝100（有効期限2026年9月16日）</w:t>
+            </w:r>
+          </w:p>
+        </w:tc>
+      </w:tr>
+      <w:tr>
+        <w:trPr>
+          <w:tblHeader w:val="false"/>
+        </w:trPr>
+        <w:tc>
+          <w:tcPr>
+            <w:tcW w:type="dxa" w:w="4200"/>
+            <w:tcMar>
+              <w:top w:type="dxa" w:w="60"/>
+              <w:left w:type="dxa" w:w="110"/>
+              <w:bottom w:type="dxa" w:w="60"/>
+              <w:right w:type="dxa" w:w="110"/>
+            </w:tcMar>
+          </w:tcPr>
+          <w:p>
+            <w:pPr>
+              <w:spacing w:after="0" w:line="280"/>
+            </w:pPr>
+            <w:r>
+              <w:rPr>
+                <w:b w:val="false"/>
+                <w:bCs w:val="false"/>
+                <w:sz w:val="20"/>
+                <w:szCs w:val="20"/>
+              </w:rPr>
+              <w:t xml:space="preserve">会員から受領した金銭</w:t>
+            </w:r>
+          </w:p>
+        </w:tc>
+        <w:tc>
+          <w:tcPr>
+            <w:tcW w:type="dxa" w:w="1600"/>
+            <w:tcMar>
+              <w:top w:type="dxa" w:w="60"/>
+              <w:left w:type="dxa" w:w="110"/>
+              <w:bottom w:type="dxa" w:w="60"/>
+              <w:right w:type="dxa" w:w="110"/>
+            </w:tcMar>
+          </w:tcPr>
+          <w:p>
+            <w:pPr>
+              <w:spacing w:after="0" w:line="280"/>
+            </w:pPr>
+            <w:r>
+              <w:rPr>
+                <w:b w:val="false"/>
+                <w:bCs w:val="false"/>
+                <w:sz w:val="20"/>
+                <w:szCs w:val="20"/>
+              </w:rPr>
+              <w:t xml:space="preserve">0円</w:t>
+            </w:r>
+          </w:p>
+        </w:tc>
+        <w:tc>
+          <w:tcPr>
+            <w:tcW w:type="dxa" w:w="3226"/>
+            <w:tcMar>
+              <w:top w:type="dxa" w:w="60"/>
+              <w:left w:type="dxa" w:w="110"/>
+              <w:bottom w:type="dxa" w:w="60"/>
+              <w:right w:type="dxa" w:w="110"/>
+            </w:tcMar>
+          </w:tcPr>
+          <w:p>
+            <w:pPr>
+              <w:spacing w:after="0" w:line="280"/>
+            </w:pPr>
+            <w:r>
+              <w:rPr>
+                <w:b w:val="false"/>
+                <w:bCs w:val="false"/>
+                <w:sz w:val="20"/>
+                <w:szCs w:val="20"/>
+              </w:rPr>
+              <w:t xml:space="preserve">クレジットの購入、掲載オプションの購入、月額料金のいずれについても受領実績なし</w:t>
             </w:r>
           </w:p>
         </w:tc>
@@ -3979,7 +4087,7 @@
           <w:sz w:val="20"/>
           <w:szCs w:val="20"/>
         </w:rPr>
-        <w:t xml:space="preserve">【要確認・空欄のままお送りする場合があります】上記のビジネス会員2社のうち外部の1社について、月次クレジットが付与されていることから、決済処理（invoice.paid）が発生していることは確認できています。もっとも、それが定価どおりの決済であるか、100%割引クーポンの適用によるものかは、本書作成時点で確認が取れておりません。前回書面では「外部の有料契約は0件」とご説明する予定でしたが、この点は事実が異なる可能性があります。確認のうえ、送付前に補記いたします。</w:t>
+        <w:t xml:space="preserve">【補足】ビジネス会員となっている2社は、いずれも100%割引クーポンの適用により実際の請求額が0円です（1社は当社、他の1社は当社が招待した会員です）。したがって、月次クレジットの付与は行われているものの、当社が月額料金として金銭を受領した実績はありません。当該クーポンは、動作確認および招待の用途に限って使用しております。</w:t>
       </w:r>
     </w:p>
     <w:p>
@@ -3991,7 +4099,19 @@
           <w:sz w:val="21"/>
           <w:szCs w:val="21"/>
         </w:rPr>
-        <w:t xml:space="preserve">上記のとおり、有償の購入実績は現時点で0件です。したがって、これまでの改定（値上げ、特典の変更、無料範囲の縮小を含みます。）により不利益を受ける購入者は、現時点では存在しません。</w:t>
+        <w:t xml:space="preserve">以上のとおり、当社は現時点までに、紹介クレジット、掲載オプションおよび月額料金のいずれについても、会員から金銭を受領しておりません。したがって、これまでの改定（値上げ、特典の変更、無料範囲の縮小を含みます。）により不利益を受ける購入者は存在しません。</w:t>
+      </w:r>
+    </w:p>
+    <w:p>
+      <w:pPr>
+        <w:spacing w:after="120" w:line="300"/>
+      </w:pPr>
+      <w:r>
+        <w:rPr>
+          <w:sz w:val="21"/>
+          <w:szCs w:val="21"/>
+        </w:rPr>
+        <w:t xml:space="preserve">もっとも、後記6の論点1については、過去の販売実績の有無にかかわらず、今後クレジットを有償で販売する設計そのものについてのご判断をお願いいたします。当社は対外的な募集の開始を控えており、開始後は有償の販売が生じる見込みです。</w:t>
       </w:r>
     </w:p>
     <w:p>
